--- a/docs/pilot-study/manuscripts/Tables1-3.docx
+++ b/docs/pilot-study/manuscripts/Tables1-3.docx
@@ -75,7 +75,7 @@
           </w:tcPr>
           <w:p>
             <w:r>
-              <w:t>年齢相応11)</w:t>
+              <w:t>年齢相応13)</w:t>
             </w:r>
           </w:p>
         </w:tc>
@@ -107,7 +107,7 @@
           </w:tcPr>
           <w:p>
             <w:r>
-              <w:t>高音障害11,12)</w:t>
+              <w:t>高音障害13,14)</w:t>
             </w:r>
           </w:p>
         </w:tc>
@@ -139,7 +139,7 @@
           </w:tcPr>
           <w:p>
             <w:r>
-              <w:t>C5-dip13,14)</w:t>
+              <w:t>C5-dip15,16)</w:t>
             </w:r>
           </w:p>
         </w:tc>
@@ -171,7 +171,7 @@
           </w:tcPr>
           <w:p>
             <w:r>
-              <w:t>低音優位15)</w:t>
+              <w:t>低音優位17)</w:t>
             </w:r>
           </w:p>
         </w:tc>
@@ -203,7 +203,7 @@
           </w:tcPr>
           <w:p>
             <w:r>
-              <w:t>急性感音難聴16)</w:t>
+              <w:t>急性感音難聴18)</w:t>
             </w:r>
           </w:p>
         </w:tc>
@@ -235,7 +235,7 @@
           </w:tcPr>
           <w:p>
             <w:r>
-              <w:t>一側高度17)</w:t>
+              <w:t>一側高度19)</w:t>
             </w:r>
           </w:p>
         </w:tc>
@@ -267,7 +267,7 @@
           </w:tcPr>
           <w:p>
             <w:r>
-              <w:t>伝音ABG18)</w:t>
+              <w:t>伝音ABG20)</w:t>
             </w:r>
           </w:p>
         </w:tc>
@@ -299,7 +299,7 @@
           </w:tcPr>
           <w:p>
             <w:r>
-              <w:t>急性期に伝音難聴または混合難聴を呈する19)</w:t>
+              <w:t>急性期に伝音難聴または混合難聴を呈する21)</w:t>
             </w:r>
           </w:p>
         </w:tc>
@@ -331,7 +331,7 @@
           </w:tcPr>
           <w:p>
             <w:r>
-              <w:t>Carhart様20–22)</w:t>
+              <w:t>Carhart様22–24)</w:t>
             </w:r>
           </w:p>
         </w:tc>
@@ -363,7 +363,7 @@
           </w:tcPr>
           <w:p>
             <w:r>
-              <w:t>大きなABGを伴う伝音難聴23)</w:t>
+              <w:t>大きなABGを伴う伝音難聴25)</w:t>
             </w:r>
           </w:p>
         </w:tc>

--- a/docs/pilot-study/manuscripts/Tables1-3.docx
+++ b/docs/pilot-study/manuscripts/Tables1-3.docx
@@ -12,7 +12,7 @@
     </w:p>
     <w:p>
       <w:r>
-        <w:t>表1．教育用聴力像パターンと実装規則（要約）</w:t>
+        <w:t>表1．教育用聴力像パターンの要約</w:t>
       </w:r>
     </w:p>
     <w:tbl>
@@ -659,6 +659,102 @@
           </w:tcPr>
           <w:p>
             <w:r>
+              <w:t>耳硬化症のCarhart様変化の形（付与された例）</w:t>
+            </w:r>
+          </w:p>
+        </w:tc>
+        <w:tc>
+          <w:tcPr>
+            <w:tcW w:type="dxa" w:w="2880"/>
+          </w:tcPr>
+          <w:p>
+            <w:r>
+              <w:t>576件</w:t>
+            </w:r>
+          </w:p>
+        </w:tc>
+        <w:tc>
+          <w:tcPr>
+            <w:tcW w:type="dxa" w:w="2880"/>
+          </w:tcPr>
+          <w:p>
+            <w:r>
+              <w:t>全例適合</w:t>
+            </w:r>
+          </w:p>
+        </w:tc>
+      </w:tr>
+      <w:tr>
+        <w:tc>
+          <w:tcPr>
+            <w:tcW w:type="dxa" w:w="2880"/>
+          </w:tcPr>
+          <w:p>
+            <w:r>
+              <w:t>急性中耳炎の混合型の形（付与された例）</w:t>
+            </w:r>
+          </w:p>
+        </w:tc>
+        <w:tc>
+          <w:tcPr>
+            <w:tcW w:type="dxa" w:w="2880"/>
+          </w:tcPr>
+          <w:p>
+            <w:r>
+              <w:t>361件</w:t>
+            </w:r>
+          </w:p>
+        </w:tc>
+        <w:tc>
+          <w:tcPr>
+            <w:tcW w:type="dxa" w:w="2880"/>
+          </w:tcPr>
+          <w:p>
+            <w:r>
+              <w:t>全例適合</w:t>
+            </w:r>
+          </w:p>
+        </w:tc>
+      </w:tr>
+      <w:tr>
+        <w:tc>
+          <w:tcPr>
+            <w:tcW w:type="dxa" w:w="2880"/>
+          </w:tcPr>
+          <w:p>
+            <w:r>
+              <w:t>加齢による高音域閾値の上昇（焦点検証T1）</w:t>
+            </w:r>
+          </w:p>
+        </w:tc>
+        <w:tc>
+          <w:tcPr>
+            <w:tcW w:type="dxa" w:w="2880"/>
+          </w:tcPr>
+          <w:p>
+            <w:r>
+              <w:t>200件</w:t>
+            </w:r>
+          </w:p>
+        </w:tc>
+        <w:tc>
+          <w:tcPr>
+            <w:tcW w:type="dxa" w:w="2880"/>
+          </w:tcPr>
+          <w:p>
+            <w:r>
+              <w:t>全例適合（差の中央値42.5 dB）</w:t>
+            </w:r>
+          </w:p>
+        </w:tc>
+      </w:tr>
+      <w:tr>
+        <w:tc>
+          <w:tcPr>
+            <w:tcW w:type="dxa" w:w="2880"/>
+          </w:tcPr>
+          <w:p>
+            <w:r>
               <w:t>突発性難聴の一側差≥30 dB（程度≥1）</w:t>
             </w:r>
           </w:p>
@@ -723,102 +819,6 @@
           </w:tcPr>
           <w:p>
             <w:r>
-              <w:t>耳硬化症のCarhart様変化の形（付与された例）</w:t>
-            </w:r>
-          </w:p>
-        </w:tc>
-        <w:tc>
-          <w:tcPr>
-            <w:tcW w:type="dxa" w:w="2880"/>
-          </w:tcPr>
-          <w:p>
-            <w:r>
-              <w:t>576件</w:t>
-            </w:r>
-          </w:p>
-        </w:tc>
-        <w:tc>
-          <w:tcPr>
-            <w:tcW w:type="dxa" w:w="2880"/>
-          </w:tcPr>
-          <w:p>
-            <w:r>
-              <w:t>全例適合</w:t>
-            </w:r>
-          </w:p>
-        </w:tc>
-      </w:tr>
-      <w:tr>
-        <w:tc>
-          <w:tcPr>
-            <w:tcW w:type="dxa" w:w="2880"/>
-          </w:tcPr>
-          <w:p>
-            <w:r>
-              <w:t>急性中耳炎の混合型の形（付与された例）</w:t>
-            </w:r>
-          </w:p>
-        </w:tc>
-        <w:tc>
-          <w:tcPr>
-            <w:tcW w:type="dxa" w:w="2880"/>
-          </w:tcPr>
-          <w:p>
-            <w:r>
-              <w:t>361件</w:t>
-            </w:r>
-          </w:p>
-        </w:tc>
-        <w:tc>
-          <w:tcPr>
-            <w:tcW w:type="dxa" w:w="2880"/>
-          </w:tcPr>
-          <w:p>
-            <w:r>
-              <w:t>全例適合</w:t>
-            </w:r>
-          </w:p>
-        </w:tc>
-      </w:tr>
-      <w:tr>
-        <w:tc>
-          <w:tcPr>
-            <w:tcW w:type="dxa" w:w="2880"/>
-          </w:tcPr>
-          <w:p>
-            <w:r>
-              <w:t>加齢による高音域閾値の上昇</w:t>
-            </w:r>
-          </w:p>
-        </w:tc>
-        <w:tc>
-          <w:tcPr>
-            <w:tcW w:type="dxa" w:w="2880"/>
-          </w:tcPr>
-          <w:p>
-            <w:r>
-              <w:t>200件</w:t>
-            </w:r>
-          </w:p>
-        </w:tc>
-        <w:tc>
-          <w:tcPr>
-            <w:tcW w:type="dxa" w:w="2880"/>
-          </w:tcPr>
-          <w:p>
-            <w:r>
-              <w:t>全例適合（差の中央値42.5 dB）</w:t>
-            </w:r>
-          </w:p>
-        </w:tc>
-      </w:tr>
-      <w:tr>
-        <w:tc>
-          <w:tcPr>
-            <w:tcW w:type="dxa" w:w="2880"/>
-          </w:tcPr>
-          <w:p>
-            <w:r>
               <w:t>難聴程度を上げたときの閾値の非減少</w:t>
             </w:r>
           </w:p>
@@ -851,7 +851,7 @@
           </w:tcPr>
           <w:p>
             <w:r>
-              <w:t>同一入力（年齢・性別・パターン・程度・乱数初期値）での再実行</w:t>
+              <w:t>年齢・性別・聴力像パターン・程度・乱数初期値をすべて同じにした再実行</w:t>
             </w:r>
           </w:p>
         </w:tc>
@@ -1007,7 +1007,7 @@
     </w:tbl>
     <w:p>
       <w:r>
-        <w:t>※540組合せ＝正常以外9プロファイル×6年齢群×2性別×5種の乱数初期値セル。各セルで程度0→1→2→3の非減少を確認。</w:t>
+        <w:t>※540組合せ＝正常以外9プロファイル×6年齢群×2性別×5種の乱数初期値セル。各セルで程度0→1→2→3の非減少を確認。表2はグリッド由来（9,600件ベース）と焦点検証（T1の200件など）を併記する。突発性難聴の焦点検証T7（程度2固定・200件）は電子付録1に示し、表2のグリッド行（程度≥1・720件）とは対象が異なる。</w:t>
       </w:r>
     </w:p>
     <w:p/>
@@ -1231,7 +1231,7 @@
           </w:tcPr>
           <w:p>
             <w:r>
-              <w:t>C5-dipの深さ（4k−2k／4k−8k／両者の最小、程度≥1）</w:t>
+              <w:t>C5-dipの深さ（4 kHz−2 kHz／4 kHz−8 kHz／両者の最小、程度≥1）</w:t>
             </w:r>
           </w:p>
         </w:tc>
@@ -1241,7 +1241,7 @@
           </w:tcPr>
           <w:p>
             <w:r>
-              <w:t>中央値25.0／15.0／15.0 dB（各n=720）</w:t>
+              <w:t>25.0／15.0／15.0 dB（中央値、各n=720；範囲は電子付録1）</w:t>
             </w:r>
           </w:p>
         </w:tc>

--- a/docs/pilot-study/manuscripts/Tables1-3.docx
+++ b/docs/pilot-study/manuscripts/Tables1-3.docx
@@ -245,7 +245,7 @@
           </w:tcPr>
           <w:p>
             <w:r>
-              <w:t>一側の高度寄りの加算・SO可。程度≥1で病側平均≥70 dBかつ一側差≥55 dB（学習者向け無作為選択では軽度を選ばない。検証グリッドの程度1は高度床付きで生成）</w:t>
+              <w:t>一側の高度寄りの加算・SO可。程度≥1で病側平均≥70 dBかつ一側差≥55 dB（学習者向け無作為選択では軽度を選ばない。検証グリッドの程度1は高度下限付きで生成）</w:t>
             </w:r>
           </w:p>
         </w:tc>
@@ -277,7 +277,7 @@
           </w:tcPr>
           <w:p>
             <w:r>
-              <w:t>指定周波数で最小ABG（程度なしでも床を維持）</w:t>
+              <w:t>指定周波数で最小ABG（程度なしでも下限を維持）</w:t>
             </w:r>
           </w:p>
         </w:tc>
@@ -309,7 +309,7 @@
           </w:tcPr>
           <w:p>
             <w:r>
-              <w:t>程度≥1で伝音型または高音域骨導上昇を伴う混合型を約50%ずつ生成（教育用比率。臨床発生率ではない）。最小ABGは滲出性と同一床</w:t>
+              <w:t>程度≥1で伝音型または高音域骨導上昇を伴う混合型を約50%ずつ生成（教育用比率。臨床発生率ではない）。最小ABGは滲出性と同一下限</w:t>
             </w:r>
           </w:p>
         </w:tc>
@@ -787,7 +787,7 @@
           </w:tcPr>
           <w:p>
             <w:r>
-              <w:t>ムンプス難聴の高度床（病側平均≥70 dBかつ一側差≥55 dB、程度≥1）</w:t>
+              <w:t>ムンプス難聴の高度下限（病側平均≥70 dBかつ一側差≥55 dB、程度≥1）</w:t>
             </w:r>
           </w:p>
         </w:tc>
@@ -1275,6 +1275,8 @@
       </w:r>
     </w:p>
     <w:sectPr>
+      <w:headerReference w:type="default" r:id="rId9"/>
+      <w:footerReference w:type="default" r:id="rId10"/>
       <w:pgSz w:w="12240" w:h="15840"/>
       <w:pgMar w:top="1440" w:right="1800" w:bottom="1440" w:left="1800" w:header="720" w:footer="720" w:gutter="0"/>
       <w:cols w:space="720"/>
@@ -1282,6 +1284,26 @@
     </w:sectPr>
   </w:body>
 </w:document>
+</file>
+
+<file path=word/footer1.xml><?xml version="1.0" encoding="utf-8"?>
+<w:ftr xmlns:m="http://schemas.openxmlformats.org/officeDocument/2006/math" xmlns:mc="http://schemas.openxmlformats.org/markup-compatibility/2006" xmlns:mo="http://schemas.microsoft.com/office/mac/office/2008/main" xmlns:mv="urn:schemas-microsoft-com:mac:vml" xmlns:o="urn:schemas-microsoft-com:office:office" xmlns:r="http://schemas.openxmlformats.org/officeDocument/2006/relationships" xmlns:v="urn:schemas-microsoft-com:vml" xmlns:w10="urn:schemas-microsoft-com:office:word" xmlns:w14="http://schemas.microsoft.com/office/word/2010/wordml" xmlns:w="http://schemas.openxmlformats.org/wordprocessingml/2006/main" xmlns:wne="http://schemas.microsoft.com/office/word/2006/wordml" xmlns:wp14="http://schemas.microsoft.com/office/word/2010/wordprocessingDrawing" xmlns:wp="http://schemas.openxmlformats.org/drawingml/2006/wordprocessingDrawing" xmlns:wpc="http://schemas.microsoft.com/office/word/2010/wordprocessingCanvas" xmlns:wpg="http://schemas.microsoft.com/office/word/2010/wordprocessingGroup" xmlns:wpi="http://schemas.microsoft.com/office/word/2010/wordprocessingInk" xmlns:wps="http://schemas.microsoft.com/office/word/2010/wordprocessingShape" mc:Ignorable="w14 wp14">
+  <w:p>
+    <w:pPr>
+      <w:pStyle w:val="Footer"/>
+    </w:pPr>
+  </w:p>
+</w:ftr>
+</file>
+
+<file path=word/header1.xml><?xml version="1.0" encoding="utf-8"?>
+<w:hdr xmlns:m="http://schemas.openxmlformats.org/officeDocument/2006/math" xmlns:mc="http://schemas.openxmlformats.org/markup-compatibility/2006" xmlns:mo="http://schemas.microsoft.com/office/mac/office/2008/main" xmlns:mv="urn:schemas-microsoft-com:mac:vml" xmlns:o="urn:schemas-microsoft-com:office:office" xmlns:r="http://schemas.openxmlformats.org/officeDocument/2006/relationships" xmlns:v="urn:schemas-microsoft-com:vml" xmlns:w10="urn:schemas-microsoft-com:office:word" xmlns:w14="http://schemas.microsoft.com/office/word/2010/wordml" xmlns:w="http://schemas.openxmlformats.org/wordprocessingml/2006/main" xmlns:wne="http://schemas.microsoft.com/office/word/2006/wordml" xmlns:wp14="http://schemas.microsoft.com/office/word/2010/wordprocessingDrawing" xmlns:wp="http://schemas.openxmlformats.org/drawingml/2006/wordprocessingDrawing" xmlns:wpc="http://schemas.microsoft.com/office/word/2010/wordprocessingCanvas" xmlns:wpg="http://schemas.microsoft.com/office/word/2010/wordprocessingGroup" xmlns:wpi="http://schemas.microsoft.com/office/word/2010/wordprocessingInk" xmlns:wps="http://schemas.microsoft.com/office/word/2010/wordprocessingShape" mc:Ignorable="w14 wp14">
+  <w:p>
+    <w:pPr>
+      <w:pStyle w:val="Header"/>
+    </w:pPr>
+  </w:p>
+</w:hdr>
 </file>
 
 <file path=word/numbering.xml><?xml version="1.0" encoding="utf-8"?>

--- a/docs/pilot-study/manuscripts/Tables1-3.docx
+++ b/docs/pilot-study/manuscripts/Tables1-3.docx
@@ -75,7 +75,7 @@
           </w:tcPr>
           <w:p>
             <w:r>
-              <w:t>年齢相応13)</w:t>
+              <w:t>年齢相応14)</w:t>
             </w:r>
           </w:p>
         </w:tc>
@@ -107,7 +107,7 @@
           </w:tcPr>
           <w:p>
             <w:r>
-              <w:t>高音障害13,14)</w:t>
+              <w:t>高音障害14,15)</w:t>
             </w:r>
           </w:p>
         </w:tc>
@@ -139,7 +139,7 @@
           </w:tcPr>
           <w:p>
             <w:r>
-              <w:t>C5-dip15,16)</w:t>
+              <w:t>C5-dip16,17)</w:t>
             </w:r>
           </w:p>
         </w:tc>
@@ -171,7 +171,7 @@
           </w:tcPr>
           <w:p>
             <w:r>
-              <w:t>低音優位17)</w:t>
+              <w:t>低音優位18)</w:t>
             </w:r>
           </w:p>
         </w:tc>
@@ -203,7 +203,7 @@
           </w:tcPr>
           <w:p>
             <w:r>
-              <w:t>急性感音難聴18)</w:t>
+              <w:t>急性感音難聴19)</w:t>
             </w:r>
           </w:p>
         </w:tc>
@@ -235,7 +235,7 @@
           </w:tcPr>
           <w:p>
             <w:r>
-              <w:t>一側高度19)</w:t>
+              <w:t>一側高度20)</w:t>
             </w:r>
           </w:p>
         </w:tc>
@@ -267,7 +267,7 @@
           </w:tcPr>
           <w:p>
             <w:r>
-              <w:t>伝音ABG20)</w:t>
+              <w:t>伝音ABG21)</w:t>
             </w:r>
           </w:p>
         </w:tc>
@@ -299,7 +299,7 @@
           </w:tcPr>
           <w:p>
             <w:r>
-              <w:t>急性期に伝音難聴または混合難聴を呈する21)</w:t>
+              <w:t>急性期に伝音難聴または混合難聴を呈する22)</w:t>
             </w:r>
           </w:p>
         </w:tc>
@@ -331,7 +331,7 @@
           </w:tcPr>
           <w:p>
             <w:r>
-              <w:t>Carhart様22–24)</w:t>
+              <w:t>Carhart様23–25)</w:t>
             </w:r>
           </w:p>
         </w:tc>
@@ -363,7 +363,7 @@
           </w:tcPr>
           <w:p>
             <w:r>
-              <w:t>大きなABGを伴う伝音難聴25)</w:t>
+              <w:t>大きなABGを伴う伝音難聴26)</w:t>
             </w:r>
           </w:p>
         </w:tc>

--- a/docs/pilot-study/manuscripts/Tables1-3.docx
+++ b/docs/pilot-study/manuscripts/Tables1-3.docx
@@ -85,7 +85,7 @@
           </w:tcPr>
           <w:p>
             <w:r>
-              <w:t>過大なABGを避ける（≤15 dB）。程度は聴力像に非反映</w:t>
+              <w:t>過大なABGを避ける（≤10 dB）。程度は聴力像に非反映</w:t>
             </w:r>
           </w:p>
         </w:tc>
